--- a/Marco Vinicio Castro Guzman cv.docx
+++ b/Marco Vinicio Castro Guzman cv.docx
@@ -345,25 +345,100 @@
           <w:color w:val="1F1F1F"/>
           <w:sz w:val="24"/>
           <w:szCs w:val="24"/>
-        </w:rPr>
-      </w:pPr>
-      <w:proofErr w:type="spellStart"/>
+          <w:lang w:val="es-SV"/>
+        </w:rPr>
+      </w:pPr>
       <w:r>
         <w:rPr>
           <w:color w:val="1F1F1F"/>
           <w:sz w:val="24"/>
           <w:szCs w:val="24"/>
-        </w:rPr>
-        <w:t>Telefono</w:t>
-      </w:r>
-      <w:proofErr w:type="spellEnd"/>
+          <w:lang w:val="es-SV"/>
+        </w:rPr>
+        <w:t xml:space="preserve">Correo: </w:t>
+      </w:r>
+      <w:hyperlink r:id="rId10" w:history="1">
+        <w:r>
+          <w:rPr>
+            <w:rStyle w:val="Hyperlink"/>
+            <w:sz w:val="24"/>
+            <w:szCs w:val="24"/>
+            <w:lang w:val="es-SV"/>
+          </w:rPr>
+          <w:t>marcovcg1819@gmail.com</w:t>
+        </w:r>
+      </w:hyperlink>
       <w:r>
         <w:rPr>
           <w:color w:val="1F1F1F"/>
           <w:sz w:val="24"/>
           <w:szCs w:val="24"/>
-        </w:rPr>
-        <w:t>: 64577082</w:t>
+          <w:lang w:val="es-SV"/>
+        </w:rPr>
+        <w:t xml:space="preserve">, </w:t>
+      </w:r>
+      <w:r>
+        <w:rPr>
+          <w:color w:val="1F1F1F"/>
+          <w:sz w:val="24"/>
+          <w:szCs w:val="24"/>
+          <w:lang w:val="es-SV"/>
+        </w:rPr>
+        <w:fldChar w:fldCharType="begin"/>
+      </w:r>
+      <w:r>
+        <w:rPr>
+          <w:color w:val="1F1F1F"/>
+          <w:sz w:val="24"/>
+          <w:szCs w:val="24"/>
+          <w:lang w:val="es-SV"/>
+        </w:rPr>
+        <w:instrText>HYPERLINK "mailto:</w:instrText>
+      </w:r>
+      <w:r>
+        <w:rPr>
+          <w:color w:val="1F1F1F"/>
+          <w:sz w:val="24"/>
+          <w:szCs w:val="24"/>
+          <w:lang w:val="es-SV"/>
+        </w:rPr>
+        <w:instrText>marc</w:instrText>
+      </w:r>
+      <w:r>
+        <w:rPr>
+          <w:color w:val="1F1F1F"/>
+          <w:sz w:val="24"/>
+          <w:szCs w:val="24"/>
+          <w:lang w:val="es-SV"/>
+        </w:rPr>
+        <w:instrText>ovcg@hotmail.com"</w:instrText>
+      </w:r>
+      <w:r>
+        <w:rPr>
+          <w:color w:val="1F1F1F"/>
+          <w:sz w:val="24"/>
+          <w:szCs w:val="24"/>
+          <w:lang w:val="es-SV"/>
+        </w:rPr>
+        <w:fldChar w:fldCharType="separate"/>
+      </w:r>
+      <w:r>
+        <w:rPr>
+          <w:rStyle w:val="Hyperlink"/>
+          <w:sz w:val="24"/>
+          <w:szCs w:val="24"/>
+          <w:lang w:val="es-SV"/>
+        </w:rPr>
+        <w:t>marcovcg@hotmail.com</w:t>
+      </w:r>
+      <w:r>
+        <w:rPr>
+          <w:color w:val="1F1F1F"/>
+          <w:sz w:val="24"/>
+          <w:szCs w:val="24"/>
+          <w:lang w:val="es-SV"/>
+        </w:rPr>
+        <w:fldChar w:fldCharType="end"/>
       </w:r>
     </w:p>
     <w:p>
@@ -378,57 +453,23 @@
           <w:color w:val="1F1F1F"/>
           <w:sz w:val="24"/>
           <w:szCs w:val="24"/>
-        </w:rPr>
-      </w:pPr>
-      <w:proofErr w:type="spellStart"/>
-      <w:r>
-        <w:rPr>
-          <w:color w:val="1F1F1F"/>
-          <w:sz w:val="24"/>
-          <w:szCs w:val="24"/>
-        </w:rPr>
-        <w:t>Direccion</w:t>
-      </w:r>
-      <w:proofErr w:type="spellEnd"/>
-      <w:r>
-        <w:rPr>
-          <w:color w:val="1F1F1F"/>
-          <w:sz w:val="24"/>
-          <w:szCs w:val="24"/>
-        </w:rPr>
-        <w:t xml:space="preserve">: final 2ª ave sur </w:t>
-      </w:r>
-      <w:proofErr w:type="spellStart"/>
-      <w:r>
-        <w:rPr>
-          <w:color w:val="1F1F1F"/>
-          <w:sz w:val="24"/>
-          <w:szCs w:val="24"/>
-        </w:rPr>
-        <w:t>pje</w:t>
-      </w:r>
-      <w:proofErr w:type="spellEnd"/>
-      <w:r>
-        <w:rPr>
-          <w:color w:val="1F1F1F"/>
-          <w:sz w:val="24"/>
-          <w:szCs w:val="24"/>
-        </w:rPr>
-        <w:t xml:space="preserve"> 8 apto 7rb, colonia el paraíso, Santa Tecla</w:t>
-      </w:r>
-    </w:p>
-    <w:p>
-      <w:pPr>
-        <w:tabs>
-          <w:tab w:val="left" w:pos="820"/>
-          <w:tab w:val="left" w:pos="821"/>
-        </w:tabs>
-        <w:spacing w:after="0" w:line="276" w:lineRule="auto"/>
-        <w:ind w:left="0"/>
-        <w:rPr>
-          <w:color w:val="000000"/>
-          <w:sz w:val="24"/>
-          <w:szCs w:val="24"/>
+          <w:lang w:val="es-SV"/>
+        </w:rPr>
+      </w:pPr>
+    </w:p>
+    <w:p>
+      <w:pPr>
+        <w:tabs>
+          <w:tab w:val="left" w:pos="820"/>
+          <w:tab w:val="left" w:pos="821"/>
+        </w:tabs>
+        <w:spacing w:after="0" w:line="276" w:lineRule="auto"/>
+        <w:ind w:left="0"/>
+        <w:rPr>
+          <w:color w:val="000000"/>
+          <w:sz w:val="24"/>
+          <w:szCs w:val="24"/>
+          <w:lang w:val="es-SV"/>
         </w:rPr>
       </w:pPr>
     </w:p>
@@ -566,37 +607,17 @@
           <w:color w:val="000000"/>
           <w:sz w:val="24"/>
           <w:szCs w:val="24"/>
-          <w:lang w:val="en-US"/>
-        </w:rPr>
-      </w:pPr>
-      <w:r>
-        <w:rPr>
-          <w:color w:val="000000"/>
-          <w:sz w:val="24"/>
-          <w:szCs w:val="24"/>
-          <w:lang w:val="en-US"/>
-        </w:rPr>
-        <w:t xml:space="preserve">Agosto a </w:t>
-      </w:r>
-      <w:proofErr w:type="spellStart"/>
-      <w:r>
-        <w:rPr>
-          <w:color w:val="000000"/>
-          <w:sz w:val="24"/>
-          <w:szCs w:val="24"/>
-          <w:lang w:val="en-US"/>
-        </w:rPr>
-        <w:t>Septiembre</w:t>
-      </w:r>
-      <w:proofErr w:type="spellEnd"/>
-      <w:r>
-        <w:rPr>
-          <w:color w:val="000000"/>
-          <w:sz w:val="24"/>
-          <w:szCs w:val="24"/>
-          <w:lang w:val="en-US"/>
-        </w:rPr>
-        <w:t xml:space="preserve"> 2026</w:t>
+          <w:lang w:val="es-SV"/>
+        </w:rPr>
+      </w:pPr>
+      <w:r>
+        <w:rPr>
+          <w:color w:val="000000"/>
+          <w:sz w:val="24"/>
+          <w:szCs w:val="24"/>
+          <w:lang w:val="es-SV"/>
+        </w:rPr>
+        <w:t>Agosto a Septiembre 2026</w:t>
       </w:r>
     </w:p>
     <w:p>
@@ -643,11 +664,11 @@
           <w:color w:val="000000"/>
           <w:sz w:val="24"/>
           <w:szCs w:val="24"/>
-          <w:lang w:val="en-US"/>
+          <w:lang w:val="es-SV"/>
         </w:rPr>
         <w:t xml:space="preserve">. </w:t>
       </w:r>
-      <w:hyperlink r:id="rId10" w:history="1">
+      <w:hyperlink r:id="rId11" w:history="1">
         <w:r>
           <w:rPr>
             <w:rStyle w:val="Hyperlink"/>
@@ -687,29 +708,18 @@
           <w:color w:val="000000"/>
           <w:sz w:val="24"/>
           <w:szCs w:val="24"/>
-          <w:lang w:val="en-US"/>
-        </w:rPr>
-      </w:pPr>
-      <w:r>
-        <w:rPr>
-          <w:color w:val="000000"/>
-          <w:sz w:val="24"/>
-          <w:szCs w:val="24"/>
-          <w:lang w:val="en-US"/>
-        </w:rPr>
-        <w:t xml:space="preserve">2022- </w:t>
-      </w:r>
-      <w:proofErr w:type="spellStart"/>
-      <w:r>
-        <w:rPr>
-          <w:color w:val="000000"/>
-          <w:sz w:val="24"/>
-          <w:szCs w:val="24"/>
-          <w:lang w:val="en-US"/>
-        </w:rPr>
-        <w:t>presente</w:t>
-      </w:r>
-      <w:proofErr w:type="spellEnd"/>
+          <w:lang w:val="es-SV"/>
+        </w:rPr>
+      </w:pPr>
+      <w:r>
+        <w:rPr>
+          <w:color w:val="000000"/>
+          <w:sz w:val="24"/>
+          <w:szCs w:val="24"/>
+          <w:lang w:val="es-SV"/>
+        </w:rPr>
+        <w:t>2022- presente</w:t>
+      </w:r>
     </w:p>
     <w:p>
       <w:pPr>
@@ -1932,7 +1942,7 @@
         </w:rPr>
         <w:t xml:space="preserve"> de contenido de enseñanza de RPA </w:t>
       </w:r>
-      <w:hyperlink r:id="rId11" w:history="1">
+      <w:hyperlink r:id="rId12" w:history="1">
         <w:proofErr w:type="spellStart"/>
         <w:r>
           <w:rPr>
